--- a/CÔNG TY TNHH TRUNG ĐẰNG NHUẬN ĐẠT/NhuanDat_ThanhLapMoi/Ủy Quyền_DA_DIEN.docx
+++ b/CÔNG TY TNHH TRUNG ĐẰNG NHUẬN ĐẠT/NhuanDat_ThanhLapMoi/Ủy Quyền_DA_DIEN.docx
@@ -97,7 +97,7 @@
         <mc:AlternateContent>
           <mc:Choice Requires="wps">
             <w:drawing>
-              <wp:anchor distT="0" distB="0" distL="114300" distR="114300" simplePos="0" relativeHeight="251659264" behindDoc="0" locked="0" layoutInCell="1" allowOverlap="1" wp14:anchorId="397D60C1" wp14:editId="19F590FA">
+              <wp:anchor distT="0" distB="0" distL="114300" distR="114300" simplePos="0" relativeHeight="251659264" behindDoc="0" locked="0" layoutInCell="1" allowOverlap="1" wp14:anchorId="7BD1FCB9" wp14:editId="41D94A6E">
                 <wp:simplePos x="0" y="0"/>
                 <wp:positionH relativeFrom="column">
                   <wp:posOffset>1672590</wp:posOffset>
@@ -222,57 +222,7 @@
           <w:sz w:val="26"/>
           <w:szCs w:val="26"/>
         </w:rPr>
-        <w:t xml:space="preserve">ngày </w:t>
-      </w:r>
-      <w:r>
-        <w:rPr>
-          <w:rFonts w:ascii="Times New Roman" w:hAnsi="Times New Roman" w:cs="Times New Roman"/>
-          <w:iCs/>
-          <w:color w:val="000000" w:themeColor="text1"/>
-          <w:sz w:val="26"/>
-          <w:szCs w:val="26"/>
-        </w:rPr>
-        <w:t>13</w:t>
-      </w:r>
-      <w:r>
-        <w:rPr>
-          <w:rFonts w:ascii="Times New Roman" w:hAnsi="Times New Roman" w:cs="Times New Roman"/>
-          <w:iCs/>
-          <w:color w:val="000000" w:themeColor="text1"/>
-          <w:sz w:val="26"/>
-          <w:szCs w:val="26"/>
-        </w:rPr>
-        <w:t xml:space="preserve"> tháng </w:t>
-      </w:r>
-      <w:r>
-        <w:rPr>
-          <w:rFonts w:ascii="Times New Roman" w:hAnsi="Times New Roman" w:cs="Times New Roman"/>
-          <w:iCs/>
-          <w:color w:val="000000" w:themeColor="text1"/>
-          <w:sz w:val="26"/>
-          <w:szCs w:val="26"/>
-        </w:rPr>
-        <w:t>6</w:t>
-      </w:r>
-      <w:r>
-        <w:rPr>
-          <w:rFonts w:ascii="Times New Roman" w:hAnsi="Times New Roman" w:cs="Times New Roman"/>
-          <w:iCs/>
-          <w:color w:val="000000" w:themeColor="text1"/>
-          <w:sz w:val="26"/>
-          <w:szCs w:val="26"/>
-        </w:rPr>
-        <w:t xml:space="preserve"> năm </w:t>
-      </w:r>
-      <w:r>
-        <w:rPr>
-          <w:rFonts w:ascii="Times New Roman" w:hAnsi="Times New Roman" w:cs="Times New Roman"/>
-          <w:iCs/>
-          <w:color w:val="000000" w:themeColor="text1"/>
-          <w:sz w:val="26"/>
-          <w:szCs w:val="26"/>
-        </w:rPr>
-        <w:t>2026</w:t>
+        <w:t>ngày 22 tháng 6 năm 2026</w:t>
       </w:r>
     </w:p>
     <w:p>
@@ -405,7 +355,7 @@
           <w:szCs w:val="26"/>
           <w:lang w:eastAsia="zh-CN"/>
         </w:rPr>
-        <w:t>PHẠM THỊ VÂN</w:t>
+        <w:t>DANH THỊ TUYẾT NHUNG</w:t>
       </w:r>
     </w:p>
     <w:p>
@@ -478,7 +428,7 @@
           <w:sz w:val="26"/>
           <w:szCs w:val="26"/>
         </w:rPr>
-        <w:t>20/08/1989</w:t>
+        <w:t>05/07/1991</w:t>
       </w:r>
     </w:p>
     <w:p>
@@ -640,7 +590,7 @@
               <mc:AlternateContent>
                 <mc:Choice Requires="wps">
                   <w:drawing>
-                    <wp:anchor distT="0" distB="0" distL="114300" distR="114300" simplePos="0" relativeHeight="251661312" behindDoc="0" locked="0" layoutInCell="1" allowOverlap="1" wp14:anchorId="7CC77785" wp14:editId="0B412C12">
+                    <wp:anchor distT="0" distB="0" distL="114300" distR="114300" simplePos="0" relativeHeight="251661312" behindDoc="0" locked="0" layoutInCell="1" allowOverlap="1" wp14:anchorId="4809364D" wp14:editId="247507BC">
                       <wp:simplePos x="0" y="0"/>
                       <wp:positionH relativeFrom="column">
                         <wp:posOffset>491490</wp:posOffset>
@@ -714,7 +664,7 @@
                 </mc:Choice>
                 <mc:Fallback>
                   <w:pict>
-                    <v:shapetype w14:anchorId="7CC77785" id="_x0000_t202" coordsize="21600,21600" o:spt="202" path="m,l,21600r21600,l21600,xe">
+                    <v:shapetype w14:anchorId="4809364D" id="_x0000_t202" coordsize="21600,21600" o:spt="202" path="m,l,21600r21600,l21600,xe">
                       <v:stroke joinstyle="miter"/>
                       <v:path gradientshapeok="t" o:connecttype="rect"/>
                     </v:shapetype>
@@ -780,7 +730,7 @@
               <mc:AlternateContent>
                 <mc:Choice Requires="wps">
                   <w:drawing>
-                    <wp:anchor distT="0" distB="0" distL="114300" distR="114300" simplePos="0" relativeHeight="251663360" behindDoc="0" locked="0" layoutInCell="1" allowOverlap="1" wp14:anchorId="5E4460AA" wp14:editId="003D4775">
+                    <wp:anchor distT="0" distB="0" distL="114300" distR="114300" simplePos="0" relativeHeight="251663360" behindDoc="0" locked="0" layoutInCell="1" allowOverlap="1" wp14:anchorId="38B67005" wp14:editId="49F4368C">
                       <wp:simplePos x="0" y="0"/>
                       <wp:positionH relativeFrom="column">
                         <wp:posOffset>-8255</wp:posOffset>
@@ -843,7 +793,7 @@
                 </mc:Choice>
                 <mc:Fallback>
                   <w:pict>
-                    <v:shape w14:anchorId="5E4460AA" id="Text Box 35" o:spid="_x0000_s1027" type="#_x0000_t202" style="position:absolute;margin-left:-.65pt;margin-top:.8pt;width:18.75pt;height:19.5pt;z-index:251663360;visibility:visible;mso-wrap-style:square;mso-width-percent:0;mso-height-percent:0;mso-wrap-distance-left:9pt;mso-wrap-distance-top:0;mso-wrap-distance-right:9pt;mso-wrap-distance-bottom:0;mso-position-horizontal:absolute;mso-position-horizontal-relative:text;mso-position-vertical:absolute;mso-position-vertical-relative:text;mso-width-percent:0;mso-height-percent:0;mso-width-relative:margin;mso-height-relative:margin;v-text-anchor:top" o:gfxdata="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" fillcolor="white [3201]" strokeweight=".5pt">
+                    <v:shape w14:anchorId="38B67005" id="Text Box 35" o:spid="_x0000_s1027" type="#_x0000_t202" style="position:absolute;margin-left:-.65pt;margin-top:.8pt;width:18.75pt;height:19.5pt;z-index:251663360;visibility:visible;mso-wrap-style:square;mso-width-percent:0;mso-height-percent:0;mso-wrap-distance-left:9pt;mso-wrap-distance-top:0;mso-wrap-distance-right:9pt;mso-wrap-distance-bottom:0;mso-position-horizontal:absolute;mso-position-horizontal-relative:text;mso-position-vertical:absolute;mso-position-vertical-relative:text;mso-width-percent:0;mso-height-percent:0;mso-width-relative:margin;mso-height-relative:margin;v-text-anchor:top" o:gfxdata="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" fillcolor="white [3201]" strokeweight=".5pt">
                       <v:textbox>
                         <w:txbxContent>
                           <w:p>
@@ -899,7 +849,7 @@
               <mc:AlternateContent>
                 <mc:Choice Requires="wps">
                   <w:drawing>
-                    <wp:anchor distT="0" distB="0" distL="114300" distR="114300" simplePos="0" relativeHeight="251662336" behindDoc="0" locked="0" layoutInCell="1" allowOverlap="1" wp14:anchorId="49EB03FB" wp14:editId="5804A207">
+                    <wp:anchor distT="0" distB="0" distL="114300" distR="114300" simplePos="0" relativeHeight="251662336" behindDoc="0" locked="0" layoutInCell="1" allowOverlap="1" wp14:anchorId="38DD84AF" wp14:editId="2537EFAA">
                       <wp:simplePos x="0" y="0"/>
                       <wp:positionH relativeFrom="column">
                         <wp:posOffset>491490</wp:posOffset>
@@ -962,7 +912,7 @@
                 </mc:Choice>
                 <mc:Fallback>
                   <w:pict>
-                    <v:shape w14:anchorId="49EB03FB" id="Text Box 34" o:spid="_x0000_s1028" type="#_x0000_t202" style="position:absolute;margin-left:38.7pt;margin-top:4.25pt;width:20.25pt;height:16.5pt;z-index:251662336;visibility:visible;mso-wrap-style:square;mso-width-percent:0;mso-height-percent:0;mso-wrap-distance-left:9pt;mso-wrap-distance-top:0;mso-wrap-distance-right:9pt;mso-wrap-distance-bottom:0;mso-position-horizontal:absolute;mso-position-horizontal-relative:text;mso-position-vertical:absolute;mso-position-vertical-relative:text;mso-width-percent:0;mso-height-percent:0;mso-width-relative:margin;mso-height-relative:margin;v-text-anchor:top" o:gfxdata="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" fillcolor="white [3201]" strokeweight=".5pt">
+                    <v:shape w14:anchorId="38DD84AF" id="Text Box 34" o:spid="_x0000_s1028" type="#_x0000_t202" style="position:absolute;margin-left:38.7pt;margin-top:4.25pt;width:20.25pt;height:16.5pt;z-index:251662336;visibility:visible;mso-wrap-style:square;mso-width-percent:0;mso-height-percent:0;mso-wrap-distance-left:9pt;mso-wrap-distance-top:0;mso-wrap-distance-right:9pt;mso-wrap-distance-bottom:0;mso-position-horizontal:absolute;mso-position-horizontal-relative:text;mso-position-vertical:absolute;mso-position-vertical-relative:text;mso-width-percent:0;mso-height-percent:0;mso-width-relative:margin;mso-height-relative:margin;v-text-anchor:top" o:gfxdata="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" fillcolor="white [3201]" strokeweight=".5pt">
                       <v:textbox>
                         <w:txbxContent>
                           <w:p>
@@ -1026,7 +976,7 @@
               <mc:AlternateContent>
                 <mc:Choice Requires="wps">
                   <w:drawing>
-                    <wp:anchor distT="0" distB="0" distL="114300" distR="114300" simplePos="0" relativeHeight="251664384" behindDoc="0" locked="0" layoutInCell="1" allowOverlap="1" wp14:anchorId="44C8D9B5" wp14:editId="6854D58F">
+                    <wp:anchor distT="0" distB="0" distL="114300" distR="114300" simplePos="0" relativeHeight="251664384" behindDoc="0" locked="0" layoutInCell="1" allowOverlap="1" wp14:anchorId="6DF2082C" wp14:editId="793081C2">
                       <wp:simplePos x="0" y="0"/>
                       <wp:positionH relativeFrom="column">
                         <wp:posOffset>-6350</wp:posOffset>
@@ -1089,7 +1039,7 @@
                 </mc:Choice>
                 <mc:Fallback>
                   <w:pict>
-                    <v:shape w14:anchorId="44C8D9B5" id="Text Box 36" o:spid="_x0000_s1029" type="#_x0000_t202" style="position:absolute;margin-left:-.5pt;margin-top:.85pt;width:18.75pt;height:27pt;z-index:251664384;visibility:visible;mso-wrap-style:square;mso-width-percent:0;mso-height-percent:0;mso-wrap-distance-left:9pt;mso-wrap-distance-top:0;mso-wrap-distance-right:9pt;mso-wrap-distance-bottom:0;mso-position-horizontal:absolute;mso-position-horizontal-relative:text;mso-position-vertical:absolute;mso-position-vertical-relative:text;mso-width-percent:0;mso-height-percent:0;mso-width-relative:margin;mso-height-relative:margin;v-text-anchor:top" o:gfxdata="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" fillcolor="white [3201]" strokeweight=".5pt">
+                    <v:shape w14:anchorId="6DF2082C" id="Text Box 36" o:spid="_x0000_s1029" type="#_x0000_t202" style="position:absolute;margin-left:-.5pt;margin-top:.85pt;width:18.75pt;height:27pt;z-index:251664384;visibility:visible;mso-wrap-style:square;mso-width-percent:0;mso-height-percent:0;mso-wrap-distance-left:9pt;mso-wrap-distance-top:0;mso-wrap-distance-right:9pt;mso-wrap-distance-bottom:0;mso-position-horizontal:absolute;mso-position-horizontal-relative:text;mso-position-vertical:absolute;mso-position-vertical-relative:text;mso-width-percent:0;mso-height-percent:0;mso-width-relative:margin;mso-height-relative:margin;v-text-anchor:top" o:gfxdata="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" fillcolor="white [3201]" strokeweight=".5pt">
                       <v:textbox>
                         <w:txbxContent>
                           <w:p>
@@ -1291,7 +1241,7 @@
           <w:sz w:val="26"/>
           <w:szCs w:val="26"/>
         </w:rPr>
-        <w:t>060189016594</w:t>
+        <w:t>075191017610</w:t>
       </w:r>
     </w:p>
     <w:p>
@@ -1332,7 +1282,7 @@
           <w:sz w:val="26"/>
           <w:szCs w:val="26"/>
         </w:rPr>
-        <w:t>25/08/2022</w:t>
+        <w:t>12/08/2021</w:t>
       </w:r>
       <w:r>
         <w:rPr>
@@ -1471,7 +1421,7 @@
           <w:sz w:val="26"/>
           <w:szCs w:val="26"/>
         </w:rPr>
-        <w:t>Ấp 1</w:t>
+        <w:t>Ấp Bình Minh</w:t>
       </w:r>
     </w:p>
     <w:p>
@@ -1500,7 +1450,7 @@
           <w:szCs w:val="26"/>
           <w:lang w:eastAsia="zh-CN"/>
         </w:rPr>
-        <w:t>Xã Nam Cát Tiên</w:t>
+        <w:t>phường Xuân Lộc</w:t>
       </w:r>
     </w:p>
     <w:p>
@@ -1603,7 +1553,7 @@
           <w:szCs w:val="26"/>
           <w:lang w:eastAsia="zh-CN"/>
         </w:rPr>
-        <w:t>0909507889</w:t>
+        <w:t>0877448449</w:t>
       </w:r>
       <w:r>
         <w:rPr>
@@ -1648,7 +1598,7 @@
           <w:szCs w:val="26"/>
           <w:lang w:eastAsia="zh-CN"/>
         </w:rPr>
-        <w:t>phamvan.edu@gmail.com</w:t>
+        <w:t>congtytrungdang@gmail.com</w:t>
       </w:r>
     </w:p>
     <w:p>
@@ -2009,6 +1959,7 @@
           <w:szCs w:val="26"/>
           <w:lang w:val="vi"/>
         </w:rPr>
+        <w:lastRenderedPageBreak/>
         <w:t xml:space="preserve">Nội dung ủy quyền: </w:t>
       </w:r>
     </w:p>
@@ -2032,7 +1983,6 @@
           <w:szCs w:val="26"/>
           <w:lang w:val="vi"/>
         </w:rPr>
-        <w:lastRenderedPageBreak/>
         <w:t>Người được Ủy quyền</w:t>
       </w:r>
       <w:r>
@@ -2202,7 +2152,7 @@
           <w:sz w:val="26"/>
           <w:szCs w:val="26"/>
         </w:rPr>
-        <w:t>ngày 13 tháng 6 năm 2026</w:t>
+        <w:t>ngày 22 tháng 6 năm 2026</w:t>
       </w:r>
       <w:r>
         <w:rPr>
@@ -2343,7 +2293,7 @@
                 <w:sz w:val="26"/>
                 <w:szCs w:val="26"/>
               </w:rPr>
-              <w:t>PHẠM THỊ VÂN</w:t>
+              <w:t>DANH THỊ TUYẾT NHUNG</w:t>
             </w:r>
           </w:p>
         </w:tc>
@@ -2464,7 +2414,7 @@
       <w:lvlJc w:val="left"/>
     </w:lvl>
   </w:abstractNum>
-  <w:num w:numId="1" w16cid:durableId="1657219727">
+  <w:num w:numId="1" w16cid:durableId="159077115">
     <w:abstractNumId w:val="0"/>
   </w:num>
 </w:numbering>
@@ -2870,7 +2820,6 @@
   <w:style w:type="character" w:default="1" w:styleId="DefaultParagraphFont">
     <w:name w:val="Default Paragraph Font"/>
     <w:uiPriority w:val="1"/>
-    <w:semiHidden/>
     <w:unhideWhenUsed/>
   </w:style>
   <w:style w:type="table" w:default="1" w:styleId="TableNormal">

--- a/CÔNG TY TNHH TRUNG ĐẰNG NHUẬN ĐẠT/NhuanDat_ThanhLapMoi/Ủy Quyền_DA_DIEN.docx
+++ b/CÔNG TY TNHH TRUNG ĐẰNG NHUẬN ĐẠT/NhuanDat_ThanhLapMoi/Ủy Quyền_DA_DIEN.docx
@@ -1,6 +1,6 @@
 
 <file path=word/document.xml><?xml version="1.0" encoding="utf-8"?>
-<w:document xmlns:wpc="http://schemas.microsoft.com/office/word/2010/wordprocessingCanvas" xmlns:cx="http://schemas.microsoft.com/office/drawing/2014/chartex" xmlns:cx1="http://schemas.microsoft.com/office/drawing/2015/9/8/chartex" xmlns:cx2="http://schemas.microsoft.com/office/drawing/2015/10/21/chartex" xmlns:cx3="http://schemas.microsoft.com/office/drawing/2016/5/9/chartex" xmlns:cx4="http://schemas.microsoft.com/office/drawing/2016/5/10/chartex" xmlns:cx5="http://schemas.microsoft.com/office/drawing/2016/5/11/chartex" xmlns:cx6="http://schemas.microsoft.com/office/drawing/2016/5/12/chartex" xmlns:cx7="http://schemas.microsoft.com/office/drawing/2016/5/13/chartex" xmlns:cx8="http://schemas.microsoft.com/office/drawing/2016/5/14/chartex" xmlns:mc="http://schemas.openxmlformats.org/markup-compatibility/2006" xmlns:aink="http://schemas.microsoft.com/office/drawing/2016/ink" xmlns:am3d="http://schemas.microsoft.com/office/drawing/2017/model3d" xmlns:o="urn:schemas-microsoft-com:office:office" xmlns:oel="http://schemas.microsoft.com/office/2019/extlst" xmlns:r="http://schemas.openxmlformats.org/officeDocument/2006/relationships" xmlns:m="http://schemas.openxmlformats.org/officeDocument/2006/math" xmlns:v="urn:schemas-microsoft-com:vml" xmlns:wp14="http://schemas.microsoft.com/office/word/2010/wordprocessingDrawing" xmlns:wp="http://schemas.openxmlformats.org/drawingml/2006/wordprocessingDrawing" xmlns:w10="urn:schemas-microsoft-com:office:word" xmlns:w="http://schemas.openxmlformats.org/wordprocessingml/2006/main" xmlns:w14="http://schemas.microsoft.com/office/word/2010/wordml" xmlns:w15="http://schemas.microsoft.com/office/word/2012/wordml" xmlns:w16cex="http://schemas.microsoft.com/office/word/2018/wordml/cex" xmlns:w16cid="http://schemas.microsoft.com/office/word/2016/wordml/cid" xmlns:w16="http://schemas.microsoft.com/office/word/2018/wordml" xmlns:w16du="http://schemas.microsoft.com/office/word/2023/wordml/word16du" xmlns:w16sdtdh="http://schemas.microsoft.com/office/word/2020/wordml/sdtdatahash" xmlns:w16sdtfl="http://schemas.microsoft.com/office/word/2024/wordml/sdtformatlock" xmlns:w16se="http://schemas.microsoft.com/office/word/2015/wordml/symex" xmlns:wpg="http://schemas.microsoft.com/office/word/2010/wordprocessingGroup" xmlns:wpi="http://schemas.microsoft.com/office/word/2010/wordprocessingInk" xmlns:wne="http://schemas.microsoft.com/office/word/2006/wordml" xmlns:wps="http://schemas.microsoft.com/office/word/2010/wordprocessingShape" mc:Ignorable="w14 w15 w16se w16cid w16 w16cex w16sdtdh w16sdtfl w16du wp14">
+<w:document xmlns:wpc="http://schemas.microsoft.com/office/word/2010/wordprocessingCanvas" xmlns:cx="http://schemas.microsoft.com/office/drawing/2014/chartex" xmlns:cx1="http://schemas.microsoft.com/office/drawing/2015/9/8/chartex" xmlns:mc="http://schemas.openxmlformats.org/markup-compatibility/2006" xmlns:o="urn:schemas-microsoft-com:office:office" xmlns:r="http://schemas.openxmlformats.org/officeDocument/2006/relationships" xmlns:m="http://schemas.openxmlformats.org/officeDocument/2006/math" xmlns:v="urn:schemas-microsoft-com:vml" xmlns:wp14="http://schemas.microsoft.com/office/word/2010/wordprocessingDrawing" xmlns:wp="http://schemas.openxmlformats.org/drawingml/2006/wordprocessingDrawing" xmlns:w10="urn:schemas-microsoft-com:office:word" xmlns:w="http://schemas.openxmlformats.org/wordprocessingml/2006/main" xmlns:w14="http://schemas.microsoft.com/office/word/2010/wordml" xmlns:w15="http://schemas.microsoft.com/office/word/2012/wordml" xmlns:w16se="http://schemas.microsoft.com/office/word/2015/wordml/symex" xmlns:wpg="http://schemas.microsoft.com/office/word/2010/wordprocessingGroup" xmlns:wpi="http://schemas.microsoft.com/office/word/2010/wordprocessingInk" xmlns:wne="http://schemas.microsoft.com/office/word/2006/wordml" xmlns:wps="http://schemas.microsoft.com/office/word/2010/wordprocessingShape" mc:Ignorable="w14 w15 w16se wp14">
   <w:body>
     <w:p>
       <w:pPr>
@@ -144,7 +144,7 @@
               </wp:anchor>
             </w:drawing>
           </mc:Choice>
-          <mc:Fallback xmlns:wpsCustomData="http://www.wps.cn/officeDocument/2013/wpsCustomData">
+          <mc:Fallback xmlns:cx2="http://schemas.microsoft.com/office/drawing/2015/10/21/chartex" xmlns:cx3="http://schemas.microsoft.com/office/drawing/2016/5/9/chartex" xmlns:cx4="http://schemas.microsoft.com/office/drawing/2016/5/10/chartex" xmlns:cx5="http://schemas.microsoft.com/office/drawing/2016/5/11/chartex" xmlns:cx6="http://schemas.microsoft.com/office/drawing/2016/5/12/chartex" xmlns:cx7="http://schemas.microsoft.com/office/drawing/2016/5/13/chartex" xmlns:cx8="http://schemas.microsoft.com/office/drawing/2016/5/14/chartex" xmlns:aink="http://schemas.microsoft.com/office/drawing/2016/ink" xmlns:am3d="http://schemas.microsoft.com/office/drawing/2017/model3d" xmlns:oel="http://schemas.microsoft.com/office/2019/extlst" xmlns:w16cex="http://schemas.microsoft.com/office/word/2018/wordml/cex" xmlns:w16cid="http://schemas.microsoft.com/office/word/2016/wordml/cid" xmlns:w16="http://schemas.microsoft.com/office/word/2018/wordml" xmlns:w16du="http://schemas.microsoft.com/office/word/2023/wordml/word16du" xmlns:w16sdtdh="http://schemas.microsoft.com/office/word/2020/wordml/sdtdatahash" xmlns:w16sdtfl="http://schemas.microsoft.com/office/word/2024/wordml/sdtformatlock" xmlns:wpsCustomData="http://www.wps.cn/officeDocument/2013/wpsCustomData">
             <w:pict>
               <v:line id="_x0000_s1026" o:spid="_x0000_s1026" o:spt="20" style="position:absolute;left:0pt;flip:y;margin-left:131.7pt;margin-top:2.05pt;height:0.55pt;width:202.95pt;z-index:251659264;mso-width-relative:page;mso-height-relative:page;" filled="f" stroked="t" coordsize="21600,21600" o:gfxdata="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">
                 <v:fill on="f" focussize="0,0"/>
@@ -668,7 +668,7 @@
                       <v:stroke joinstyle="miter"/>
                       <v:path gradientshapeok="t" o:connecttype="rect"/>
                     </v:shapetype>
-                    <v:shape id="Text Box 33" o:spid="_x0000_s1026" type="#_x0000_t202" style="position:absolute;margin-left:38.7pt;margin-top:2.3pt;width:20.25pt;height:25.5pt;z-index:251661312;visibility:visible;mso-wrap-style:square;mso-width-percent:0;mso-height-percent:0;mso-wrap-distance-left:9pt;mso-wrap-distance-top:0;mso-wrap-distance-right:9pt;mso-wrap-distance-bottom:0;mso-position-horizontal:absolute;mso-position-horizontal-relative:text;mso-position-vertical:absolute;mso-position-vertical-relative:text;mso-width-percent:0;mso-height-percent:0;mso-width-relative:margin;mso-height-relative:margin;v-text-anchor:top" o:gfxdata="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" fillcolor="white [3201]" strokeweight=".5pt">
+                    <v:shape id="Text Box 33" o:spid="_x0000_s1026" type="#_x0000_t202" style="position:absolute;margin-left:38.7pt;margin-top:2.3pt;width:20.25pt;height:25.5pt;z-index:251661312;visibility:visible;mso-wrap-style:square;mso-width-percent:0;mso-height-percent:0;mso-wrap-distance-left:9pt;mso-wrap-distance-top:0;mso-wrap-distance-right:9pt;mso-wrap-distance-bottom:0;mso-position-horizontal:absolute;mso-position-horizontal-relative:text;mso-position-vertical:absolute;mso-position-vertical-relative:text;mso-width-percent:0;mso-height-percent:0;mso-width-relative:margin;mso-height-relative:margin;v-text-anchor:top" o:gfxdata="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" fillcolor="white [3201]" strokeweight=".5pt">
                       <v:textbox>
                         <w:txbxContent>
                           <w:p>
@@ -793,7 +793,7 @@
                 </mc:Choice>
                 <mc:Fallback>
                   <w:pict>
-                    <v:shape w14:anchorId="38B67005" id="Text Box 35" o:spid="_x0000_s1027" type="#_x0000_t202" style="position:absolute;margin-left:-.65pt;margin-top:.8pt;width:18.75pt;height:19.5pt;z-index:251663360;visibility:visible;mso-wrap-style:square;mso-width-percent:0;mso-height-percent:0;mso-wrap-distance-left:9pt;mso-wrap-distance-top:0;mso-wrap-distance-right:9pt;mso-wrap-distance-bottom:0;mso-position-horizontal:absolute;mso-position-horizontal-relative:text;mso-position-vertical:absolute;mso-position-vertical-relative:text;mso-width-percent:0;mso-height-percent:0;mso-width-relative:margin;mso-height-relative:margin;v-text-anchor:top" o:gfxdata="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" fillcolor="white [3201]" strokeweight=".5pt">
+                    <v:shape w14:anchorId="38B67005" id="Text Box 35" o:spid="_x0000_s1027" type="#_x0000_t202" style="position:absolute;margin-left:-.65pt;margin-top:.8pt;width:18.75pt;height:19.5pt;z-index:251663360;visibility:visible;mso-wrap-style:square;mso-width-percent:0;mso-height-percent:0;mso-wrap-distance-left:9pt;mso-wrap-distance-top:0;mso-wrap-distance-right:9pt;mso-wrap-distance-bottom:0;mso-position-horizontal:absolute;mso-position-horizontal-relative:text;mso-position-vertical:absolute;mso-position-vertical-relative:text;mso-width-percent:0;mso-height-percent:0;mso-width-relative:margin;mso-height-relative:margin;v-text-anchor:top" o:gfxdata="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" fillcolor="white [3201]" strokeweight=".5pt">
                       <v:textbox>
                         <w:txbxContent>
                           <w:p>
@@ -912,7 +912,7 @@
                 </mc:Choice>
                 <mc:Fallback>
                   <w:pict>
-                    <v:shape w14:anchorId="38DD84AF" id="Text Box 34" o:spid="_x0000_s1028" type="#_x0000_t202" style="position:absolute;margin-left:38.7pt;margin-top:4.25pt;width:20.25pt;height:16.5pt;z-index:251662336;visibility:visible;mso-wrap-style:square;mso-width-percent:0;mso-height-percent:0;mso-wrap-distance-left:9pt;mso-wrap-distance-top:0;mso-wrap-distance-right:9pt;mso-wrap-distance-bottom:0;mso-position-horizontal:absolute;mso-position-horizontal-relative:text;mso-position-vertical:absolute;mso-position-vertical-relative:text;mso-width-percent:0;mso-height-percent:0;mso-width-relative:margin;mso-height-relative:margin;v-text-anchor:top" o:gfxdata="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" fillcolor="white [3201]" strokeweight=".5pt">
+                    <v:shape w14:anchorId="38DD84AF" id="Text Box 34" o:spid="_x0000_s1028" type="#_x0000_t202" style="position:absolute;margin-left:38.7pt;margin-top:4.25pt;width:20.25pt;height:16.5pt;z-index:251662336;visibility:visible;mso-wrap-style:square;mso-width-percent:0;mso-height-percent:0;mso-wrap-distance-left:9pt;mso-wrap-distance-top:0;mso-wrap-distance-right:9pt;mso-wrap-distance-bottom:0;mso-position-horizontal:absolute;mso-position-horizontal-relative:text;mso-position-vertical:absolute;mso-position-vertical-relative:text;mso-width-percent:0;mso-height-percent:0;mso-width-relative:margin;mso-height-relative:margin;v-text-anchor:top" o:gfxdata="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" fillcolor="white [3201]" strokeweight=".5pt">
                       <v:textbox>
                         <w:txbxContent>
                           <w:p>
@@ -1039,7 +1039,7 @@
                 </mc:Choice>
                 <mc:Fallback>
                   <w:pict>
-                    <v:shape w14:anchorId="6DF2082C" id="Text Box 36" o:spid="_x0000_s1029" type="#_x0000_t202" style="position:absolute;margin-left:-.5pt;margin-top:.85pt;width:18.75pt;height:27pt;z-index:251664384;visibility:visible;mso-wrap-style:square;mso-width-percent:0;mso-height-percent:0;mso-wrap-distance-left:9pt;mso-wrap-distance-top:0;mso-wrap-distance-right:9pt;mso-wrap-distance-bottom:0;mso-position-horizontal:absolute;mso-position-horizontal-relative:text;mso-position-vertical:absolute;mso-position-vertical-relative:text;mso-width-percent:0;mso-height-percent:0;mso-width-relative:margin;mso-height-relative:margin;v-text-anchor:top" o:gfxdata="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" fillcolor="white [3201]" strokeweight=".5pt">
+                    <v:shape w14:anchorId="6DF2082C" id="Text Box 36" o:spid="_x0000_s1029" type="#_x0000_t202" style="position:absolute;margin-left:-.5pt;margin-top:.85pt;width:18.75pt;height:27pt;z-index:251664384;visibility:visible;mso-wrap-style:square;mso-width-percent:0;mso-height-percent:0;mso-wrap-distance-left:9pt;mso-wrap-distance-top:0;mso-wrap-distance-right:9pt;mso-wrap-distance-bottom:0;mso-position-horizontal:absolute;mso-position-horizontal-relative:text;mso-position-vertical:absolute;mso-position-vertical-relative:text;mso-width-percent:0;mso-height-percent:0;mso-width-relative:margin;mso-height-relative:margin;v-text-anchor:top" o:gfxdata="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" fillcolor="white [3201]" strokeweight=".5pt">
                       <v:textbox>
                         <w:txbxContent>
                           <w:p>
@@ -1421,7 +1421,7 @@
           <w:sz w:val="26"/>
           <w:szCs w:val="26"/>
         </w:rPr>
-        <w:t>Ấp Bình Minh</w:t>
+        <w:t>Tổ 19, Khu phố Tân Hạnh</w:t>
       </w:r>
     </w:p>
     <w:p>
@@ -1450,7 +1450,7 @@
           <w:szCs w:val="26"/>
           <w:lang w:eastAsia="zh-CN"/>
         </w:rPr>
-        <w:t>phường Xuân Lộc</w:t>
+        <w:t>Phường Phú Mỹ</w:t>
       </w:r>
     </w:p>
     <w:p>
@@ -1490,8 +1490,10 @@
           <w:szCs w:val="26"/>
           <w:lang w:eastAsia="zh-CN"/>
         </w:rPr>
-        <w:t>Thành Phố Đồng Nai</w:t>
-      </w:r>
+        <w:t>Thành phố Hồ Chí Minh</w:t>
+      </w:r>
+      <w:bookmarkStart w:id="0" w:name="_GoBack"/>
+      <w:bookmarkEnd w:id="0"/>
     </w:p>
     <w:p>
       <w:pPr>
@@ -2352,7 +2354,7 @@
 </file>
 
 <file path=word/endnotes.xml><?xml version="1.0" encoding="utf-8"?>
-<w:endnotes xmlns:wpc="http://schemas.microsoft.com/office/word/2010/wordprocessingCanvas" xmlns:cx="http://schemas.microsoft.com/office/drawing/2014/chartex" xmlns:cx1="http://schemas.microsoft.com/office/drawing/2015/9/8/chartex" xmlns:cx2="http://schemas.microsoft.com/office/drawing/2015/10/21/chartex" xmlns:cx3="http://schemas.microsoft.com/office/drawing/2016/5/9/chartex" xmlns:cx4="http://schemas.microsoft.com/office/drawing/2016/5/10/chartex" xmlns:cx5="http://schemas.microsoft.com/office/drawing/2016/5/11/chartex" xmlns:cx6="http://schemas.microsoft.com/office/drawing/2016/5/12/chartex" xmlns:cx7="http://schemas.microsoft.com/office/drawing/2016/5/13/chartex" xmlns:cx8="http://schemas.microsoft.com/office/drawing/2016/5/14/chartex" xmlns:mc="http://schemas.openxmlformats.org/markup-compatibility/2006" xmlns:aink="http://schemas.microsoft.com/office/drawing/2016/ink" xmlns:am3d="http://schemas.microsoft.com/office/drawing/2017/model3d" xmlns:o="urn:schemas-microsoft-com:office:office" xmlns:oel="http://schemas.microsoft.com/office/2019/extlst" xmlns:r="http://schemas.openxmlformats.org/officeDocument/2006/relationships" xmlns:m="http://schemas.openxmlformats.org/officeDocument/2006/math" xmlns:v="urn:schemas-microsoft-com:vml" xmlns:wp14="http://schemas.microsoft.com/office/word/2010/wordprocessingDrawing" xmlns:wp="http://schemas.openxmlformats.org/drawingml/2006/wordprocessingDrawing" xmlns:w10="urn:schemas-microsoft-com:office:word" xmlns:w="http://schemas.openxmlformats.org/wordprocessingml/2006/main" xmlns:w14="http://schemas.microsoft.com/office/word/2010/wordml" xmlns:w15="http://schemas.microsoft.com/office/word/2012/wordml" xmlns:w16cex="http://schemas.microsoft.com/office/word/2018/wordml/cex" xmlns:w16cid="http://schemas.microsoft.com/office/word/2016/wordml/cid" xmlns:w16="http://schemas.microsoft.com/office/word/2018/wordml" xmlns:w16du="http://schemas.microsoft.com/office/word/2023/wordml/word16du" xmlns:w16sdtdh="http://schemas.microsoft.com/office/word/2020/wordml/sdtdatahash" xmlns:w16sdtfl="http://schemas.microsoft.com/office/word/2024/wordml/sdtformatlock" xmlns:w16se="http://schemas.microsoft.com/office/word/2015/wordml/symex" xmlns:wpg="http://schemas.microsoft.com/office/word/2010/wordprocessingGroup" xmlns:wpi="http://schemas.microsoft.com/office/word/2010/wordprocessingInk" xmlns:wne="http://schemas.microsoft.com/office/word/2006/wordml" xmlns:wps="http://schemas.microsoft.com/office/word/2010/wordprocessingShape" mc:Ignorable="w14 w15 w16se w16cid w16 w16cex w16sdtdh w16sdtfl w16du wp14">
+<w:endnotes xmlns:wpc="http://schemas.microsoft.com/office/word/2010/wordprocessingCanvas" xmlns:cx="http://schemas.microsoft.com/office/drawing/2014/chartex" xmlns:cx1="http://schemas.microsoft.com/office/drawing/2015/9/8/chartex" xmlns:mc="http://schemas.openxmlformats.org/markup-compatibility/2006" xmlns:o="urn:schemas-microsoft-com:office:office" xmlns:r="http://schemas.openxmlformats.org/officeDocument/2006/relationships" xmlns:m="http://schemas.openxmlformats.org/officeDocument/2006/math" xmlns:v="urn:schemas-microsoft-com:vml" xmlns:wp14="http://schemas.microsoft.com/office/word/2010/wordprocessingDrawing" xmlns:wp="http://schemas.openxmlformats.org/drawingml/2006/wordprocessingDrawing" xmlns:w10="urn:schemas-microsoft-com:office:word" xmlns:w="http://schemas.openxmlformats.org/wordprocessingml/2006/main" xmlns:w14="http://schemas.microsoft.com/office/word/2010/wordml" xmlns:w15="http://schemas.microsoft.com/office/word/2012/wordml" xmlns:w16se="http://schemas.microsoft.com/office/word/2015/wordml/symex" xmlns:wpg="http://schemas.microsoft.com/office/word/2010/wordprocessingGroup" xmlns:wpi="http://schemas.microsoft.com/office/word/2010/wordprocessingInk" xmlns:wne="http://schemas.microsoft.com/office/word/2006/wordml" xmlns:wps="http://schemas.microsoft.com/office/word/2010/wordprocessingShape" mc:Ignorable="w14 w15 w16se wp14">
   <w:endnote w:type="separator" w:id="-1">
     <w:p>
       <w:pPr>
@@ -2377,7 +2379,7 @@
 </file>
 
 <file path=word/footnotes.xml><?xml version="1.0" encoding="utf-8"?>
-<w:footnotes xmlns:wpc="http://schemas.microsoft.com/office/word/2010/wordprocessingCanvas" xmlns:cx="http://schemas.microsoft.com/office/drawing/2014/chartex" xmlns:cx1="http://schemas.microsoft.com/office/drawing/2015/9/8/chartex" xmlns:cx2="http://schemas.microsoft.com/office/drawing/2015/10/21/chartex" xmlns:cx3="http://schemas.microsoft.com/office/drawing/2016/5/9/chartex" xmlns:cx4="http://schemas.microsoft.com/office/drawing/2016/5/10/chartex" xmlns:cx5="http://schemas.microsoft.com/office/drawing/2016/5/11/chartex" xmlns:cx6="http://schemas.microsoft.com/office/drawing/2016/5/12/chartex" xmlns:cx7="http://schemas.microsoft.com/office/drawing/2016/5/13/chartex" xmlns:cx8="http://schemas.microsoft.com/office/drawing/2016/5/14/chartex" xmlns:mc="http://schemas.openxmlformats.org/markup-compatibility/2006" xmlns:aink="http://schemas.microsoft.com/office/drawing/2016/ink" xmlns:am3d="http://schemas.microsoft.com/office/drawing/2017/model3d" xmlns:o="urn:schemas-microsoft-com:office:office" xmlns:oel="http://schemas.microsoft.com/office/2019/extlst" xmlns:r="http://schemas.openxmlformats.org/officeDocument/2006/relationships" xmlns:m="http://schemas.openxmlformats.org/officeDocument/2006/math" xmlns:v="urn:schemas-microsoft-com:vml" xmlns:wp14="http://schemas.microsoft.com/office/word/2010/wordprocessingDrawing" xmlns:wp="http://schemas.openxmlformats.org/drawingml/2006/wordprocessingDrawing" xmlns:w10="urn:schemas-microsoft-com:office:word" xmlns:w="http://schemas.openxmlformats.org/wordprocessingml/2006/main" xmlns:w14="http://schemas.microsoft.com/office/word/2010/wordml" xmlns:w15="http://schemas.microsoft.com/office/word/2012/wordml" xmlns:w16cex="http://schemas.microsoft.com/office/word/2018/wordml/cex" xmlns:w16cid="http://schemas.microsoft.com/office/word/2016/wordml/cid" xmlns:w16="http://schemas.microsoft.com/office/word/2018/wordml" xmlns:w16du="http://schemas.microsoft.com/office/word/2023/wordml/word16du" xmlns:w16sdtdh="http://schemas.microsoft.com/office/word/2020/wordml/sdtdatahash" xmlns:w16sdtfl="http://schemas.microsoft.com/office/word/2024/wordml/sdtformatlock" xmlns:w16se="http://schemas.microsoft.com/office/word/2015/wordml/symex" xmlns:wpg="http://schemas.microsoft.com/office/word/2010/wordprocessingGroup" xmlns:wpi="http://schemas.microsoft.com/office/word/2010/wordprocessingInk" xmlns:wne="http://schemas.microsoft.com/office/word/2006/wordml" xmlns:wps="http://schemas.microsoft.com/office/word/2010/wordprocessingShape" mc:Ignorable="w14 w15 w16se w16cid w16 w16cex w16sdtdh w16sdtfl w16du wp14">
+<w:footnotes xmlns:wpc="http://schemas.microsoft.com/office/word/2010/wordprocessingCanvas" xmlns:cx="http://schemas.microsoft.com/office/drawing/2014/chartex" xmlns:cx1="http://schemas.microsoft.com/office/drawing/2015/9/8/chartex" xmlns:mc="http://schemas.openxmlformats.org/markup-compatibility/2006" xmlns:o="urn:schemas-microsoft-com:office:office" xmlns:r="http://schemas.openxmlformats.org/officeDocument/2006/relationships" xmlns:m="http://schemas.openxmlformats.org/officeDocument/2006/math" xmlns:v="urn:schemas-microsoft-com:vml" xmlns:wp14="http://schemas.microsoft.com/office/word/2010/wordprocessingDrawing" xmlns:wp="http://schemas.openxmlformats.org/drawingml/2006/wordprocessingDrawing" xmlns:w10="urn:schemas-microsoft-com:office:word" xmlns:w="http://schemas.openxmlformats.org/wordprocessingml/2006/main" xmlns:w14="http://schemas.microsoft.com/office/word/2010/wordml" xmlns:w15="http://schemas.microsoft.com/office/word/2012/wordml" xmlns:w16se="http://schemas.microsoft.com/office/word/2015/wordml/symex" xmlns:wpg="http://schemas.microsoft.com/office/word/2010/wordprocessingGroup" xmlns:wpi="http://schemas.microsoft.com/office/word/2010/wordprocessingInk" xmlns:wne="http://schemas.microsoft.com/office/word/2006/wordml" xmlns:wps="http://schemas.microsoft.com/office/word/2010/wordprocessingShape" mc:Ignorable="w14 w15 w16se wp14">
   <w:footnote w:type="separator" w:id="-1">
     <w:p>
       <w:pPr>
@@ -2402,7 +2404,7 @@
 </file>
 
 <file path=word/numbering.xml><?xml version="1.0" encoding="utf-8"?>
-<w:numbering xmlns:wpc="http://schemas.microsoft.com/office/word/2010/wordprocessingCanvas" xmlns:cx="http://schemas.microsoft.com/office/drawing/2014/chartex" xmlns:cx1="http://schemas.microsoft.com/office/drawing/2015/9/8/chartex" xmlns:cx2="http://schemas.microsoft.com/office/drawing/2015/10/21/chartex" xmlns:cx3="http://schemas.microsoft.com/office/drawing/2016/5/9/chartex" xmlns:cx4="http://schemas.microsoft.com/office/drawing/2016/5/10/chartex" xmlns:cx5="http://schemas.microsoft.com/office/drawing/2016/5/11/chartex" xmlns:cx6="http://schemas.microsoft.com/office/drawing/2016/5/12/chartex" xmlns:cx7="http://schemas.microsoft.com/office/drawing/2016/5/13/chartex" xmlns:cx8="http://schemas.microsoft.com/office/drawing/2016/5/14/chartex" xmlns:mc="http://schemas.openxmlformats.org/markup-compatibility/2006" xmlns:aink="http://schemas.microsoft.com/office/drawing/2016/ink" xmlns:am3d="http://schemas.microsoft.com/office/drawing/2017/model3d" xmlns:o="urn:schemas-microsoft-com:office:office" xmlns:oel="http://schemas.microsoft.com/office/2019/extlst" xmlns:r="http://schemas.openxmlformats.org/officeDocument/2006/relationships" xmlns:m="http://schemas.openxmlformats.org/officeDocument/2006/math" xmlns:v="urn:schemas-microsoft-com:vml" xmlns:wp14="http://schemas.microsoft.com/office/word/2010/wordprocessingDrawing" xmlns:wp="http://schemas.openxmlformats.org/drawingml/2006/wordprocessingDrawing" xmlns:w10="urn:schemas-microsoft-com:office:word" xmlns:w="http://schemas.openxmlformats.org/wordprocessingml/2006/main" xmlns:w14="http://schemas.microsoft.com/office/word/2010/wordml" xmlns:w15="http://schemas.microsoft.com/office/word/2012/wordml" xmlns:w16cex="http://schemas.microsoft.com/office/word/2018/wordml/cex" xmlns:w16cid="http://schemas.microsoft.com/office/word/2016/wordml/cid" xmlns:w16="http://schemas.microsoft.com/office/word/2018/wordml" xmlns:w16du="http://schemas.microsoft.com/office/word/2023/wordml/word16du" xmlns:w16sdtdh="http://schemas.microsoft.com/office/word/2020/wordml/sdtdatahash" xmlns:w16sdtfl="http://schemas.microsoft.com/office/word/2024/wordml/sdtformatlock" xmlns:w16se="http://schemas.microsoft.com/office/word/2015/wordml/symex" xmlns:wpg="http://schemas.microsoft.com/office/word/2010/wordprocessingGroup" xmlns:wpi="http://schemas.microsoft.com/office/word/2010/wordprocessingInk" xmlns:wne="http://schemas.microsoft.com/office/word/2006/wordml" xmlns:wps="http://schemas.microsoft.com/office/word/2010/wordprocessingShape" mc:Ignorable="w14 w15 w16se w16cid w16 w16cex w16sdtdh w16sdtfl w16du wp14">
+<w:numbering xmlns:wpc="http://schemas.microsoft.com/office/word/2010/wordprocessingCanvas" xmlns:cx="http://schemas.microsoft.com/office/drawing/2014/chartex" xmlns:cx1="http://schemas.microsoft.com/office/drawing/2015/9/8/chartex" xmlns:mc="http://schemas.openxmlformats.org/markup-compatibility/2006" xmlns:o="urn:schemas-microsoft-com:office:office" xmlns:r="http://schemas.openxmlformats.org/officeDocument/2006/relationships" xmlns:m="http://schemas.openxmlformats.org/officeDocument/2006/math" xmlns:v="urn:schemas-microsoft-com:vml" xmlns:wp14="http://schemas.microsoft.com/office/word/2010/wordprocessingDrawing" xmlns:wp="http://schemas.openxmlformats.org/drawingml/2006/wordprocessingDrawing" xmlns:w10="urn:schemas-microsoft-com:office:word" xmlns:w="http://schemas.openxmlformats.org/wordprocessingml/2006/main" xmlns:w14="http://schemas.microsoft.com/office/word/2010/wordml" xmlns:w15="http://schemas.microsoft.com/office/word/2012/wordml" xmlns:w16se="http://schemas.microsoft.com/office/word/2015/wordml/symex" xmlns:wpg="http://schemas.microsoft.com/office/word/2010/wordprocessingGroup" xmlns:wpi="http://schemas.microsoft.com/office/word/2010/wordprocessingInk" xmlns:wne="http://schemas.microsoft.com/office/word/2006/wordml" xmlns:wps="http://schemas.microsoft.com/office/word/2010/wordprocessingShape" mc:Ignorable="w14 w15 w16se wp14">
   <w:abstractNum w:abstractNumId="0" w15:restartNumberingAfterBreak="0">
     <w:nsid w:val="2EB414B8"/>
     <w:multiLevelType w:val="singleLevel"/>
@@ -2414,14 +2416,14 @@
       <w:lvlJc w:val="left"/>
     </w:lvl>
   </w:abstractNum>
-  <w:num w:numId="1" w16cid:durableId="159077115">
+  <w:num w:numId="1">
     <w:abstractNumId w:val="0"/>
   </w:num>
 </w:numbering>
 </file>
 
 <file path=word/styles.xml><?xml version="1.0" encoding="utf-8"?>
-<w:styles xmlns:mc="http://schemas.openxmlformats.org/markup-compatibility/2006" xmlns:r="http://schemas.openxmlformats.org/officeDocument/2006/relationships" xmlns:w="http://schemas.openxmlformats.org/wordprocessingml/2006/main" xmlns:w14="http://schemas.microsoft.com/office/word/2010/wordml" xmlns:w15="http://schemas.microsoft.com/office/word/2012/wordml" xmlns:w16cex="http://schemas.microsoft.com/office/word/2018/wordml/cex" xmlns:w16cid="http://schemas.microsoft.com/office/word/2016/wordml/cid" xmlns:w16="http://schemas.microsoft.com/office/word/2018/wordml" xmlns:w16du="http://schemas.microsoft.com/office/word/2023/wordml/word16du" xmlns:w16sdtdh="http://schemas.microsoft.com/office/word/2020/wordml/sdtdatahash" xmlns:w16sdtfl="http://schemas.microsoft.com/office/word/2024/wordml/sdtformatlock" xmlns:w16se="http://schemas.microsoft.com/office/word/2015/wordml/symex" mc:Ignorable="w14 w15 w16se w16cid w16 w16cex w16sdtdh w16sdtfl w16du">
+<w:styles xmlns:mc="http://schemas.openxmlformats.org/markup-compatibility/2006" xmlns:r="http://schemas.openxmlformats.org/officeDocument/2006/relationships" xmlns:w="http://schemas.openxmlformats.org/wordprocessingml/2006/main" xmlns:w14="http://schemas.microsoft.com/office/word/2010/wordml" xmlns:w15="http://schemas.microsoft.com/office/word/2012/wordml" xmlns:w16se="http://schemas.microsoft.com/office/word/2015/wordml/symex" mc:Ignorable="w14 w15 w16se">
   <w:docDefaults>
     <w:rPrDefault>
       <w:rPr>
@@ -2431,7 +2433,7 @@
     </w:rPrDefault>
     <w:pPrDefault/>
   </w:docDefaults>
-  <w:latentStyles w:defLockedState="0" w:defUIPriority="99" w:defSemiHidden="0" w:defUnhideWhenUsed="0" w:defQFormat="0" w:count="376">
+  <w:latentStyles w:defLockedState="0" w:defUIPriority="99" w:defSemiHidden="0" w:defUnhideWhenUsed="0" w:defQFormat="0" w:count="371">
     <w:lsdException w:name="Normal" w:uiPriority="0" w:qFormat="1"/>
     <w:lsdException w:name="heading 1" w:uiPriority="9" w:qFormat="1"/>
     <w:lsdException w:name="heading 2" w:semiHidden="1" w:uiPriority="9" w:unhideWhenUsed="1" w:qFormat="1"/>
@@ -2799,11 +2801,6 @@
     <w:lsdException w:name="List Table 5 Dark Accent 6" w:uiPriority="50"/>
     <w:lsdException w:name="List Table 6 Colorful Accent 6" w:uiPriority="51"/>
     <w:lsdException w:name="List Table 7 Colorful Accent 6" w:uiPriority="52"/>
-    <w:lsdException w:name="Mention" w:semiHidden="1" w:unhideWhenUsed="1"/>
-    <w:lsdException w:name="Smart Hyperlink" w:semiHidden="1" w:unhideWhenUsed="1"/>
-    <w:lsdException w:name="Hashtag" w:semiHidden="1" w:unhideWhenUsed="1"/>
-    <w:lsdException w:name="Unresolved Mention" w:semiHidden="1" w:unhideWhenUsed="1"/>
-    <w:lsdException w:name="Smart Link" w:semiHidden="1" w:unhideWhenUsed="1"/>
   </w:latentStyles>
   <w:style w:type="paragraph" w:default="1" w:styleId="Normal">
     <w:name w:val="Normal"/>
@@ -2820,6 +2817,7 @@
   <w:style w:type="character" w:default="1" w:styleId="DefaultParagraphFont">
     <w:name w:val="Default Paragraph Font"/>
     <w:uiPriority w:val="1"/>
+    <w:semiHidden/>
     <w:unhideWhenUsed/>
   </w:style>
   <w:style w:type="table" w:default="1" w:styleId="TableNormal">
